--- a/docs/paper/apgarss_xuannv_abstract_zh_20260708.docx
+++ b/docs/paper/apgarss_xuannv_abstract_zh_20260708.docx
@@ -4,24 +4,73 @@
   <w:body>
     <w:p>
       <w:pPr>
+        <w:spacing w:after="140" w:line="240" w:lineRule="auto"/>
         <w:jc w:val="center"/>
       </w:pPr>
       <w:r>
         <w:rPr>
           <w:rFonts w:ascii="Times New Roman" w:hAnsi="Times New Roman" w:eastAsia="SimSun"/>
           <w:b/>
+          <w:i w:val="0"/>
           <w:sz w:val="30"/>
         </w:rPr>
-        <w:t>玄女：面向少标注城市制图的月度多模态地理嵌入模型</w:t>
+        <w:t>玄女：面向可扩展少标注城市制图的月度多模态地理基础嵌入</w:t>
       </w:r>
     </w:p>
     <w:p>
       <w:pPr>
+        <w:spacing w:after="40" w:line="240" w:lineRule="auto"/>
         <w:jc w:val="center"/>
       </w:pPr>
       <w:r>
         <w:rPr>
           <w:rFonts w:ascii="Times New Roman" w:hAnsi="Times New Roman" w:eastAsia="SimSun"/>
+          <w:b w:val="0"/>
+          <w:i w:val="0"/>
+          <w:sz w:val="21"/>
+        </w:rPr>
+        <w:t>吴伟杰、范欣怡、赵龙</w:t>
+      </w:r>
+    </w:p>
+    <w:p>
+      <w:pPr>
+        <w:spacing w:after="40" w:line="240" w:lineRule="auto"/>
+        <w:jc w:val="center"/>
+      </w:pPr>
+      <w:r>
+        <w:rPr>
+          <w:rFonts w:ascii="Times New Roman" w:hAnsi="Times New Roman" w:eastAsia="SimSun"/>
+          <w:b w:val="0"/>
+          <w:i/>
+          <w:sz w:val="19"/>
+        </w:rPr>
+        <w:t>中国科学院大学；中国科学院空天信息创新研究院</w:t>
+      </w:r>
+    </w:p>
+    <w:p>
+      <w:pPr>
+        <w:spacing w:after="140" w:line="240" w:lineRule="auto"/>
+        <w:jc w:val="center"/>
+      </w:pPr>
+      <w:r>
+        <w:rPr>
+          <w:rFonts w:ascii="Times New Roman" w:hAnsi="Times New Roman" w:eastAsia="SimSun"/>
+          <w:b w:val="0"/>
+          <w:i/>
+          <w:sz w:val="19"/>
+        </w:rPr>
+        <w:t>通讯作者：吴伟杰，wuweijie25@mails.ucas.ac.cn</w:t>
+      </w:r>
+    </w:p>
+    <w:p>
+      <w:pPr>
+        <w:spacing w:after="200" w:line="240" w:lineRule="auto"/>
+        <w:jc w:val="center"/>
+      </w:pPr>
+      <w:r>
+        <w:rPr>
+          <w:rFonts w:ascii="Times New Roman" w:hAnsi="Times New Roman" w:eastAsia="SimSun"/>
+          <w:b w:val="0"/>
           <w:i/>
           <w:sz w:val="21"/>
         </w:rPr>
@@ -30,54 +79,62 @@
     </w:p>
     <w:p>
       <w:pPr>
+        <w:spacing w:after="120" w:line="240" w:lineRule="auto"/>
         <w:jc w:val="center"/>
       </w:pPr>
       <w:r>
         <w:rPr>
           <w:rFonts w:ascii="Times New Roman" w:hAnsi="Times New Roman" w:eastAsia="SimSun"/>
           <w:b/>
-          <w:sz w:val="24"/>
+          <w:i w:val="0"/>
+          <w:sz w:val="23"/>
         </w:rPr>
         <w:t>摘要</w:t>
       </w:r>
     </w:p>
     <w:p>
       <w:pPr>
-        <w:spacing w:after="120" w:line="240" w:lineRule="auto"/>
+        <w:spacing w:after="100" w:line="240" w:lineRule="auto"/>
         <w:ind w:firstLine="418"/>
         <w:jc w:val="both"/>
       </w:pPr>
       <w:r>
         <w:rPr>
           <w:rFonts w:ascii="Times New Roman" w:hAnsi="Times New Roman" w:eastAsia="SimSun"/>
+          <w:b w:val="0"/>
+          <w:i w:val="0"/>
           <w:sz w:val="21"/>
         </w:rPr>
-        <w:t>城市遥感应用需要持续更新建筑物、道路、水体、绿地、学校、运动场地等精细地物分布图。然而，密集人工标注成本高，针对单一任务训练的模型难以复用，原始多源遥感影像在接入新任务前也需要较重的数据处理和工程适配。本文提出玄女，一个面向少标注城市制图的月度多模态地理嵌入模型。玄女在北京市海淀区训练，覆盖 320 个空间 patch，以及 2025 年 12 月至 2026 年 5 月共 6 个月的观测数据。训练数据融合 Sentinel-2 光学影像、Sentinel-1 SAR、Landsat 观测、高分辨率光学影像、高分辨率 SAR 影像，以及来自 OpenStreetMap 的弱语义标签。模型输出 10 米分辨率、64 维的稠密地理嵌入图，可被不同下游任务头复用。</w:t>
+        <w:t>城市遥感应用越来越需要持续更新建筑物、道路、水体、绿地、学校、运动场地等精细地物分布图。然而，传统单任务模型依赖密集标注，更新成本高，且难以在不同制图目标之间复用。参考当前地理基础模型的发展趋势，本文提出玄女，一个面向可扩展少标注城市制图的月度多模态地理基础嵌入框架。玄女并不把每个地物类别都视为孤立分割任务，而是将多源地球观测数据转换为可复用的稠密嵌入，使不同下游任务只需接入轻量任务头和少量标注即可快速适配。本文以北京市海淀区为验证区域，使用 320 个空间 patch 以及 2025 年 12 月至 2026 年 5 月共 6 个月的观测数据完成训练和评测。训练数据融合 Sentinel-2 光学影像、Sentinel-1 SAR、Landsat 观测、高分辨率光学影像、高分辨率 SAR 影像，以及来自 OpenStreetMap 的弱语义标签。模型输出 10 米分辨率、64 维的稠密地理嵌入图，可被不同下游任务头复用。</w:t>
       </w:r>
     </w:p>
     <w:p>
       <w:pPr>
-        <w:spacing w:after="120" w:line="240" w:lineRule="auto"/>
+        <w:spacing w:after="100" w:line="240" w:lineRule="auto"/>
         <w:ind w:firstLine="418"/>
         <w:jc w:val="both"/>
       </w:pPr>
       <w:r>
         <w:rPr>
           <w:rFonts w:ascii="Times New Roman" w:hAnsi="Times New Roman" w:eastAsia="SimSun"/>
+          <w:b w:val="0"/>
+          <w:i w:val="0"/>
           <w:sz w:val="21"/>
         </w:rPr>
-        <w:t>与为每个城市制图任务单独训练一个网络不同，玄女学习一套共享地理表征，使其同时保留多传感器观测信息、高分辨率空间细节和弱城市语义。训练目标包括多源重建、高分辨率重建、OSM 弱语义监督、输入遮挡困难重建，以及带上下文的 patch 裁剪，以提升不同 patch 之间的空间连续性。预训练完成后，编码器冻结，并在统一的下游协议下评测。我们使用少量标注训练轻量 Linear、MLP 和空间下游头，用于建筑提取、道路提取、水体检测、城市语义制图和基于样例的相似区域检索。所有下游对比均使用相同的训练/验证/测试划分、相同的标注预算，并在验证集上选择阈值，以减少评测协议带来的偏差。</w:t>
+        <w:t>玄女的目标是在统一表征中同时保留多传感器观测信息、高分辨率空间细节、月度地表状态和弱城市语义。训练目标包括多源重建、高分辨率重建、OSM 弱语义监督、输入遮挡困难重建，以及带上下文的 patch 裁剪，以提升不同 patch 之间的空间连续性。预训练完成后，编码器冻结，并在统一的下游协议下评测。我们使用少量标注训练轻量 Linear、MLP 和空间下游头，用于建筑提取、道路提取、水体检测、城市语义制图和基于样例的相似区域检索。所有下游对比均使用相同的训练/验证/测试划分、相同的标注预算，并在验证集上选择阈值，以减少评测协议带来的偏差。</w:t>
       </w:r>
     </w:p>
     <w:p>
       <w:pPr>
-        <w:spacing w:after="120" w:line="240" w:lineRule="auto"/>
+        <w:spacing w:after="100" w:line="240" w:lineRule="auto"/>
         <w:ind w:firstLine="418"/>
         <w:jc w:val="both"/>
       </w:pPr>
       <w:r>
         <w:rPr>
           <w:rFonts w:ascii="Times New Roman" w:hAnsi="Times New Roman" w:eastAsia="SimSun"/>
+          <w:b w:val="0"/>
+          <w:i w:val="0"/>
           <w:sz w:val="21"/>
         </w:rPr>
         <w:t>实验表明，玄女在少标注场景下尤其有效。在 5-shot 设置中，相比直接使用原始多源影像训练的强基线模型，玄女在建筑、道路和水体提取任务上的 F1 分别提升 9.8%、18.3% 和 41.5%。在覆盖建筑、道路、水体、公园绿地、教育区域和运动场地的 50-shot 六任务评测中，玄女平均 F1 达到 0.552，并在 6 类任务中的 5 类超过 raw-feature 强监督模型。即使只使用简单 MLP 头，玄女在多个类别上也能取得可用结果，说明学习到的嵌入包含可迁移的城市语义信息，而不仅仅是针对某个任务的特定线索。</w:t>
@@ -85,25 +142,29 @@
     </w:p>
     <w:p>
       <w:pPr>
-        <w:spacing w:after="120" w:line="240" w:lineRule="auto"/>
+        <w:spacing w:after="100" w:line="240" w:lineRule="auto"/>
         <w:ind w:firstLine="418"/>
         <w:jc w:val="both"/>
       </w:pPr>
       <w:r>
         <w:rPr>
           <w:rFonts w:ascii="Times New Roman" w:hAnsi="Times New Roman" w:eastAsia="SimSun"/>
+          <w:b w:val="0"/>
+          <w:i w:val="0"/>
           <w:sz w:val="21"/>
         </w:rPr>
-        <w:t>本项目面向开放 GeoAI 实践设计。我们将在 ModelScope 发布训练权重、月度嵌入、训练配置、数据说明、下游评测脚本、可视化样例和可复现 Notebook。这些资源将支持用户检查嵌入空间、复现本文指标，并快速为新的城市地物类别训练少标注制图头。通过将复杂的多源遥感数据转换为可复用的月度地理嵌入，玄女为少量人工标注条件下的城市快速制图提供了一条实用路径，也为区域地理表征学习研究提供了开放、可复现的基础。</w:t>
+        <w:t>本项目面向开放 GeoAI 实践设计，而不是一个封闭的单任务模型。我们将在 ModelScope 发布训练权重、月度嵌入、训练配置、数据说明、下游评测脚本、可视化样例和可复现 Notebook。这些资源将支持用户检查嵌入空间、复现本文指标，并快速为新的城市地物类别训练少标注制图头。通过将复杂的多源遥感数据转换为可复用的月度地理嵌入，玄女为少量人工标注条件下的城市快速制图提供了一条实用路径，也为后续区域地理表征学习研究提供了开放、可复现的基础。</w:t>
       </w:r>
     </w:p>
     <w:p>
       <w:pPr>
+        <w:spacing w:after="0" w:line="240" w:lineRule="auto"/>
         <w:jc w:val="both"/>
       </w:pPr>
       <w:r>
         <w:rPr>
           <w:rFonts w:ascii="Times New Roman" w:hAnsi="Times New Roman" w:eastAsia="SimSun"/>
+          <w:b w:val="0"/>
           <w:i/>
           <w:sz w:val="21"/>
         </w:rPr>
@@ -112,7 +173,7 @@
     </w:p>
     <w:sectPr>
       <w:pgSz w:w="11909" w:h="16834"/>
-      <w:pgMar w:top="1440" w:right="1440" w:bottom="1440" w:left="1440" w:header="720" w:footer="720" w:gutter="0"/>
+      <w:pgMar w:top="1152" w:right="1296" w:bottom="1152" w:left="1296" w:header="720" w:footer="720" w:gutter="0"/>
       <w:cols w:space="720"/>
       <w:docGrid w:linePitch="360"/>
     </w:sectPr>

--- a/docs/paper/apgarss_xuannv_abstract_zh_20260708.docx
+++ b/docs/paper/apgarss_xuannv_abstract_zh_20260708.docx
@@ -19,7 +19,7 @@
     </w:p>
     <w:p>
       <w:pPr>
-        <w:spacing w:after="40" w:line="240" w:lineRule="auto"/>
+        <w:spacing w:after="40"/>
         <w:jc w:val="center"/>
       </w:pPr>
       <w:r>
@@ -29,7 +29,55 @@
           <w:i w:val="0"/>
           <w:sz w:val="21"/>
         </w:rPr>
-        <w:t>吴伟杰、范欣怡、赵龙</w:t>
+        <w:t>吴伟杰</w:t>
+      </w:r>
+      <w:r>
+        <w:rPr>
+          <w:rFonts w:ascii="Times New Roman" w:hAnsi="Times New Roman" w:eastAsia="SimSun"/>
+          <w:b w:val="0"/>
+          <w:i w:val="0"/>
+          <w:sz w:val="19"/>
+          <w:vertAlign w:val="superscript"/>
+        </w:rPr>
+        <w:t>1</w:t>
+      </w:r>
+      <w:r>
+        <w:rPr>
+          <w:rFonts w:ascii="Times New Roman" w:hAnsi="Times New Roman" w:eastAsia="SimSun"/>
+          <w:b w:val="0"/>
+          <w:i w:val="0"/>
+          <w:sz w:val="21"/>
+        </w:rPr>
+        <w:t>、范欣怡</w:t>
+      </w:r>
+      <w:r>
+        <w:rPr>
+          <w:rFonts w:ascii="Times New Roman" w:hAnsi="Times New Roman" w:eastAsia="SimSun"/>
+          <w:b w:val="0"/>
+          <w:i w:val="0"/>
+          <w:sz w:val="19"/>
+          <w:vertAlign w:val="superscript"/>
+        </w:rPr>
+        <w:t>2</w:t>
+      </w:r>
+      <w:r>
+        <w:rPr>
+          <w:rFonts w:ascii="Times New Roman" w:hAnsi="Times New Roman" w:eastAsia="SimSun"/>
+          <w:b w:val="0"/>
+          <w:i w:val="0"/>
+          <w:sz w:val="21"/>
+        </w:rPr>
+        <w:t>、赵龙</w:t>
+      </w:r>
+      <w:r>
+        <w:rPr>
+          <w:rFonts w:ascii="Times New Roman" w:hAnsi="Times New Roman" w:eastAsia="SimSun"/>
+          <w:b w:val="0"/>
+          <w:i w:val="0"/>
+          <w:sz w:val="19"/>
+          <w:vertAlign w:val="superscript"/>
+        </w:rPr>
+        <w:t>1</w:t>
       </w:r>
     </w:p>
     <w:p>
@@ -44,7 +92,7 @@
           <w:i/>
           <w:sz w:val="19"/>
         </w:rPr>
-        <w:t>中国科学院大学；中国科学院空天信息创新研究院</w:t>
+        <w:t>1 中国科学院空天信息创新研究院；2 中国科学院地理科学与资源研究所</w:t>
       </w:r>
     </w:p>
     <w:p>
@@ -59,7 +107,7 @@
           <w:i/>
           <w:sz w:val="19"/>
         </w:rPr>
-        <w:t>通讯作者：吴伟杰，wuweijie25@mails.ucas.ac.cn</w:t>
+        <w:t>通讯作者：赵龙，zhaolong@aircas.ac.cn</w:t>
       </w:r>
     </w:p>
     <w:p>

--- a/docs/paper/apgarss_xuannv_abstract_zh_20260708.docx
+++ b/docs/paper/apgarss_xuannv_abstract_zh_20260708.docx
@@ -14,7 +14,7 @@
           <w:i w:val="0"/>
           <w:sz w:val="30"/>
         </w:rPr>
-        <w:t>玄女：面向可扩展少标注城市制图的月度多模态地理基础嵌入</w:t>
+        <w:t>玄女地球：面向中国尺度稳健制图与变化检测的月度地理嵌入</w:t>
       </w:r>
     </w:p>
     <w:p>
@@ -153,7 +153,7 @@
           <w:i w:val="0"/>
           <w:sz w:val="21"/>
         </w:rPr>
-        <w:t>城市遥感应用越来越需要持续更新建筑物、道路、水体、绿地、学校、运动场地等精细地物分布图。然而，传统单任务模型依赖密集标注，更新成本高，且难以在不同制图目标之间复用。参考当前地理基础模型的发展趋势，本文提出玄女，一个面向可扩展少标注城市制图的月度多模态地理基础嵌入框架。玄女并不把每个地物类别都视为孤立分割任务，而是将多源地球观测数据转换为可复用的稠密嵌入，使不同下游任务只需接入轻量任务头和少量标注即可快速适配。本文以北京市海淀区为验证区域，使用 320 个空间 patch 以及 2025 年 12 月至 2026 年 5 月共 6 个月的观测数据完成训练和评测。训练数据融合 Sentinel-2 光学影像、Sentinel-1 SAR、Landsat 观测、高分辨率光学影像、高分辨率 SAR 影像，以及来自 OpenStreetMap 的弱语义标签。模型输出 10 米分辨率、64 维的稠密地理嵌入图，可被不同下游任务头复用。</w:t>
+        <w:t>中国城市治理和区域监测越来越需要按月更新建筑物、道路、水体、绿地、施工活动和土地变化等精细地理信息。然而，真实遥感数据并不总是干净可用：光学影像常受到云、雾、雪、季节差异和采集缺失影响，而逐任务密集标注又成本高、更新慢。本文提出玄女地球，一个月度多模态地理嵌入框架，用于将多源地球观测数据转换为可复用的稠密表征，支撑稳健制图和变化检测。核心思路是只生成一次月度 embedding，就可以在其上接入简单的 Linear、MLP、卷积头或轻量分割头，完成多种下游任务，而不需要为每个任务重新训练一个重型模型。当前系统在两个代表性区域完成验证：北京市海淀区用于精细城市语义制图，哈尔滨新区用于不完美观测条件下的双时相土地变化检测。玄女地球融合 Sentinel-2 光学影像、Sentinel-1 SAR、Landsat 观测、高分辨率光学影像、高分辨率 SAR 影像以及 OpenStreetMap 弱语义标签，生成 10 米分辨率、64 维的月度地理嵌入图。</w:t>
       </w:r>
     </w:p>
     <w:p>
@@ -169,7 +169,7 @@
           <w:i w:val="0"/>
           <w:sz w:val="21"/>
         </w:rPr>
-        <w:t>玄女的目标是在统一表征中同时保留多传感器观测信息、高分辨率空间细节、月度地表状态和弱城市语义。训练目标包括多源重建、高分辨率重建、OSM 弱语义监督、输入遮挡困难重建，以及带上下文的 patch 裁剪，以提升不同 patch 之间的空间连续性。预训练完成后，编码器冻结，并在统一的下游协议下评测。我们使用少量标注训练轻量 Linear、MLP 和空间下游头，用于建筑提取、道路提取、水体检测、城市语义制图和基于样例的相似区域检索。所有下游对比均使用相同的训练/验证/测试划分、相同的标注预算，并在验证集上选择阈值，以减少评测协议带来的偏差。</w:t>
+        <w:t>玄女地球的目标是在统一表征中同时保留多传感器观测信息、高分辨率空间细节、月度地表状态和弱城市语义。训练目标采用重建与弱监督结合的方式，并引入输入源遮挡训练和带上下文的 patch 裁剪。这样的设计使模型在某一数据源缺失，或光学影像受到云雾遮挡时，仍能利用 SAR 和多时相线索保留地表变化信息。预训练完成后，编码器冻结，并在统一的下游协议下评测。我们保持相同的训练/验证/测试划分、验证集阈值选择和标注预算，以减少评测协议带来的偏差。</w:t>
       </w:r>
     </w:p>
     <w:p>
@@ -185,7 +185,7 @@
           <w:i w:val="0"/>
           <w:sz w:val="21"/>
         </w:rPr>
-        <w:t>实验表明，玄女在少标注场景下尤其有效。在 5-shot 设置中，相比直接使用原始多源影像训练的强基线模型，玄女在建筑、道路和水体提取任务上的 F1 分别提升 9.8%、18.3% 和 41.5%。在覆盖建筑、道路、水体、公园绿地、教育区域和运动场地的 50-shot 六任务评测中，玄女平均 F1 达到 0.552，并在 6 类任务中的 5 类超过 raw-feature 强监督模型。即使只使用简单 MLP 头，玄女在多个类别上也能取得可用结果，说明学习到的嵌入包含可迁移的城市语义信息，而不仅仅是针对某个任务的特定线索。</w:t>
+        <w:t>实验表明，同一份生成好的 embedding 可以支撑语义制图和变化检测。在海淀区 5-shot 设置中，我们将玄女地球与 raw 2026-04 多源特征基线对比，后者由 Sentinel-2、Sentinel-1、Landsat、高分辨率光学/SAR 特征堆叠而成，并使用 Conv3x3、MLP、U-Net 和 DeepLab-lite 等候选下游头。结果显示，玄女地球在建筑、道路和水体提取任务上的 F1 分别提升 9.8%、18.3% 和 41.5%。在 50-shot 六任务评测中，玄女地球接入轻量头或空间头后，平均 F1 达到 0.552，并在 6 类城市制图任务中的 5 类超过 raw-feature U-Net、DeepLab-lite 或 SegFormer-lite 强监督基线。在哈尔滨新区，五折双时相变化检测评测中，建筑变化、耕地变化和疑似垃圾/堆场地表扰动变化的 AUC 分别达到 0.962、0.945 和 0.995，并超过 AEF 年度 embedding 基线，说明模型在云雾和数据源可用性问题下仍具备较强变化识别能力。</w:t>
       </w:r>
     </w:p>
     <w:p>
@@ -201,7 +201,7 @@
           <w:i w:val="0"/>
           <w:sz w:val="21"/>
         </w:rPr>
-        <w:t>本项目面向开放 GeoAI 实践设计，而不是一个封闭的单任务模型。我们将在 ModelScope 发布训练权重、月度嵌入、训练配置、数据说明、下游评测脚本、可视化样例和可复现 Notebook。这些资源将支持用户检查嵌入空间、复现本文指标，并快速为新的城市地物类别训练少标注制图头。通过将复杂的多源遥感数据转换为可复用的月度地理嵌入，玄女为少量人工标注条件下的城市快速制图提供了一条实用路径，也为后续区域地理表征学习研究提供了开放、可复现的基础。</w:t>
+        <w:t>本项目面向开放 GeoAI 实践设计，而不是一个封闭的单任务模型。我们将在 ModelScope 发布训练权重、月度嵌入、训练配置、数据说明、下游评测脚本、可视化样例和可复现 Notebook。下一步，我们计划将玄女地球从区域验证扩展为面向中国的月度地理嵌入底座，支撑不同区域、不同地表类型下的少标注制图、相似区域检索和土地变化监测。</w:t>
       </w:r>
     </w:p>
     <w:p>
@@ -216,7 +216,7 @@
           <w:i/>
           <w:sz w:val="21"/>
         </w:rPr>
-        <w:t>关键词--地理嵌入，遥感基础模型，少标注制图，城市 GeoAI，多模态表征学习，ModelScope</w:t>
+        <w:t>关键词--地理嵌入，遥感基础模型，少标注制图，变化检测，多模态表征学习，ModelScope</w:t>
       </w:r>
     </w:p>
     <w:sectPr>

--- a/docs/paper/apgarss_xuannv_abstract_zh_20260708.docx
+++ b/docs/paper/apgarss_xuannv_abstract_zh_20260708.docx
@@ -185,7 +185,7 @@
           <w:i w:val="0"/>
           <w:sz w:val="21"/>
         </w:rPr>
-        <w:t>实验表明，同一份生成好的 embedding 可以支撑语义制图和变化检测。在海淀区 5-shot 设置中，我们将玄女地球与 raw 2026-04 多源特征基线对比，后者由 Sentinel-2、Sentinel-1、Landsat、高分辨率光学/SAR 特征堆叠而成，并使用 Conv3x3、MLP、U-Net 和 DeepLab-lite 等候选下游头。结果显示，玄女地球在建筑、道路和水体提取任务上的 F1 分别提升 9.8%、18.3% 和 41.5%。在 50-shot 六任务评测中，玄女地球接入轻量头或空间头后，平均 F1 达到 0.552，并在 6 类城市制图任务中的 5 类超过 raw-feature U-Net、DeepLab-lite 或 SegFormer-lite 强监督基线。在哈尔滨新区，五折双时相变化检测评测中，建筑变化、耕地变化和疑似垃圾/堆场地表扰动变化的 AUC 分别达到 0.962、0.945 和 0.995，并超过 AEF 年度 embedding 基线，说明模型在云雾和数据源可用性问题下仍具备较强变化识别能力。</w:t>
+        <w:t>海淀区和哈尔滨新区的实验表明，同一份月度 embedding 产品可以被多个下游任务复用。在海淀区少标注城市制图实验中，我们将玄女地球与直接使用 2026 年 4 月原始多源遥感特征训练的基线模型进行比较。基线输入包括 Sentinel-2、Sentinel-1、Landsat、高分辨率光学影像和高分辨率 SAR 特征，并使用相同的数据划分、标注预算、验证集阈值选择，以及 Conv3x3、MLP、U-Net 和 DeepLab-lite 等候选下游头。在只标注 5 个正样本 patch 的情况下，玄女地球在建筑、道路和水体提取任务上的 F1 分别提升 9.8%、18.3% 和 41.5%。在 50-shot 六任务评测中，玄女地球 embedding 接入轻量头或空间头后，平均 F1 达到 0.552，并在 6 类城市制图任务中的 5 类超过直接使用原始特征训练的 U-Net、DeepLab-lite 或 SegFormer-lite 基线。在哈尔滨新区，五折双时相变化检测评测进一步显示，建筑变化、耕地变化和疑似垃圾/堆场地表扰动变化的 AUC 分别达到 0.962、0.945 和 0.995，超过 AEF 年度 embedding 基线，体现出多源月度嵌入在云雾和数据源可用性问题下的应用潜力。</w:t>
       </w:r>
     </w:p>
     <w:p>

--- a/docs/paper/apgarss_xuannv_abstract_zh_20260708.docx
+++ b/docs/paper/apgarss_xuannv_abstract_zh_20260708.docx
@@ -14,7 +14,7 @@
           <w:i w:val="0"/>
           <w:sz w:val="30"/>
         </w:rPr>
-        <w:t>玄女地球：面向中国尺度稳健制图与变化检测的月度地理嵌入</w:t>
+        <w:t>玄女地球：面向中国尺度可复用少标注制图的月度地理嵌入</w:t>
       </w:r>
     </w:p>
     <w:p>
@@ -153,7 +153,7 @@
           <w:i w:val="0"/>
           <w:sz w:val="21"/>
         </w:rPr>
-        <w:t>中国城市治理和区域监测越来越需要按月更新建筑物、道路、水体、绿地、施工活动和土地变化等精细地理信息。然而，真实遥感数据并不总是干净可用：光学影像常受到云、雾、雪、季节差异和采集缺失影响，而逐任务密集标注又成本高、更新慢。本文提出玄女地球，一个月度多模态地理嵌入框架，用于将多源地球观测数据转换为可复用的稠密表征，支撑稳健制图和变化检测。核心思路是只生成一次月度 embedding，就可以在其上接入简单的 Linear、MLP、卷积头或轻量分割头，完成多种下游任务，而不需要为每个任务重新训练一个重型模型。当前系统在两个代表性区域完成验证：北京市海淀区用于精细城市语义制图，哈尔滨新区用于不完美观测条件下的双时相土地变化检测。玄女地球融合 Sentinel-2 光学影像、Sentinel-1 SAR、Landsat 观测、高分辨率光学影像、高分辨率 SAR 影像以及 OpenStreetMap 弱语义标签，生成 10 米分辨率、64 维的月度地理嵌入图。</w:t>
+        <w:t>中国城市治理和区域监测越来越需要按月更新建筑物、道路、水体、绿地、学校、运动场地、施工活动等精细地理信息。然而，逐任务密集标注成本高、更新慢，传统制图模型通常需要针对每个目标类别单独训练。本文提出玄女地球，一个月度多模态地理嵌入框架，用于将多源地球观测数据转换为可复用的稠密表征，支撑少标注城市制图。核心思路是只生成一次月度 embedding，就可以在其上接入简单的 Linear、MLP、卷积头或轻量分割头，完成多种下游任务，而不需要为每个任务重新训练一个重型模型。本文以北京市海淀区作为验证区域，该区域包含密集建筑、路网、水体、公园、校园和运动场等复杂城市地物。玄女地球融合 Sentinel-2 光学影像、Sentinel-1 SAR、Landsat 观测、高分辨率光学影像、高分辨率 SAR 影像以及 OpenStreetMap 弱语义标签，生成 10 米分辨率、64 维的月度地理嵌入图。</w:t>
       </w:r>
     </w:p>
     <w:p>
@@ -169,7 +169,7 @@
           <w:i w:val="0"/>
           <w:sz w:val="21"/>
         </w:rPr>
-        <w:t>玄女地球的目标是在统一表征中同时保留多传感器观测信息、高分辨率空间细节、月度地表状态和弱城市语义。训练目标采用重建与弱监督结合的方式，并引入输入源遮挡训练和带上下文的 patch 裁剪。这样的设计使模型在某一数据源缺失，或光学影像受到云雾遮挡时，仍能利用 SAR 和多时相线索保留地表变化信息。预训练完成后，编码器冻结，并在统一的下游协议下评测。我们保持相同的训练/验证/测试划分、验证集阈值选择和标注预算，以减少评测协议带来的偏差。</w:t>
+        <w:t>玄女地球的目标是在统一表征中同时保留多传感器观测信息、高分辨率空间细节、月度地表状态和弱城市语义。训练目标采用重建与弱监督结合的方式，并引入输入源遮挡训练和带上下文的 patch 裁剪，使 embedding 学习稳定地表表达，而不只是某个任务的分类边界。预训练完成后，编码器冻结。每个下游任务只读取已经生成好的 embedding map，并训练一个小型任务头，因此适合在只有少量标注 patch 时快速扩展新的类别。所有评测均保持相同的训练/验证/测试划分、验证集阈值选择和标注预算，以减少评测协议带来的偏差。</w:t>
       </w:r>
     </w:p>
     <w:p>
@@ -185,7 +185,7 @@
           <w:i w:val="0"/>
           <w:sz w:val="21"/>
         </w:rPr>
-        <w:t>海淀区和哈尔滨新区的实验表明，同一份月度 embedding 产品可以被多个下游任务复用。在海淀区少标注城市制图实验中，我们将玄女地球与直接使用 2026 年 4 月原始多源遥感特征训练的基线模型进行比较。基线输入包括 Sentinel-2、Sentinel-1、Landsat、高分辨率光学影像和高分辨率 SAR 特征，并使用相同的数据划分、标注预算、验证集阈值选择，以及 Conv3x3、MLP、U-Net 和 DeepLab-lite 等候选下游头。在只标注 5 个正样本 patch 的情况下，玄女地球在建筑、道路和水体提取任务上的 F1 分别提升 9.8%、18.3% 和 41.5%。在 50-shot 六任务评测中，玄女地球 embedding 接入轻量头或空间头后，平均 F1 达到 0.552，并在 6 类城市制图任务中的 5 类超过直接使用原始特征训练的 U-Net、DeepLab-lite 或 SegFormer-lite 基线。在哈尔滨新区，五折双时相变化检测评测进一步显示，建筑变化、耕地变化和疑似垃圾/堆场地表扰动变化的 AUC 分别达到 0.962、0.945 和 0.995，超过 AEF 年度 embedding 基线，体现出多源月度嵌入在云雾和数据源可用性问题下的应用潜力。</w:t>
+        <w:t>实验表明，同一份月度 embedding 产品可以支撑多个下游制图任务。在 5-shot 建筑、道路和水体提取实验中，我们将玄女地球与直接使用 2026 年 4 月原始多源遥感特征训练的任务基线进行比较。基线输入包括 Sentinel-2、Sentinel-1、Landsat、高分辨率光学影像和高分辨率 SAR 特征，并使用相同的数据划分、相同数量的标注 patch、相同的验证集阈值选择规则，以及 Conv3x3、MLP、U-Net 和 DeepLab-lite 等候选下游头。这里报告的 F1 提升 9.8%、18.3% 和 41.5%，分别是相对于每个任务在同一协议下表现最好的原始特征基线模型。在 50-shot 六任务评测中，玄女地球 embedding 接入轻量头或空间头后，平均 F1 达到 0.552，并在 6 类城市制图任务中的 5 类超过直接使用原始特征训练的 U-Net、DeepLab-lite 或 SegFormer-lite 基线。</w:t>
       </w:r>
     </w:p>
     <w:p>
@@ -201,7 +201,7 @@
           <w:i w:val="0"/>
           <w:sz w:val="21"/>
         </w:rPr>
-        <w:t>本项目面向开放 GeoAI 实践设计，而不是一个封闭的单任务模型。我们将在 ModelScope 发布训练权重、月度嵌入、训练配置、数据说明、下游评测脚本、可视化样例和可复现 Notebook。下一步，我们计划将玄女地球从区域验证扩展为面向中国的月度地理嵌入底座，支撑不同区域、不同地表类型下的少标注制图、相似区域检索和土地变化监测。</w:t>
+        <w:t>本项目面向开放 GeoAI 实践设计，而不是一个封闭的单任务模型。我们将在 ModelScope 发布训练权重、月度嵌入、训练配置、数据说明、下游评测脚本、可视化样例和可复现 Notebook。下一步，我们计划将玄女地球从区域验证扩展为面向中国的月度地理嵌入底座，支撑不同区域、不同地表类型下的少标注制图、相似区域检索和快速城市语义分析。</w:t>
       </w:r>
     </w:p>
     <w:p>
@@ -216,7 +216,7 @@
           <w:i/>
           <w:sz w:val="21"/>
         </w:rPr>
-        <w:t>关键词--地理嵌入，遥感基础模型，少标注制图，变化检测，多模态表征学习，ModelScope</w:t>
+        <w:t>关键词--地理嵌入，遥感基础模型，少标注制图，城市 GeoAI，多模态表征学习，ModelScope</w:t>
       </w:r>
     </w:p>
     <w:sectPr>
